--- a/reports/exp05_基于直方图对比和区域对比的显著性检测算法的实现_实验报告.docx
+++ b/reports/exp05_基于直方图对比和区域对比的显著性检测算法的实现_实验报告.docx
@@ -2,28 +2,6 @@
 <file path=word/document.xml><?xml version="1.0" encoding="utf-8"?>
 <w:document xmlns:w="http://schemas.openxmlformats.org/wordprocessingml/2006/main" xmlns:a="http://schemas.openxmlformats.org/drawingml/2006/main" xmlns:wp="http://schemas.openxmlformats.org/drawingml/2006/wordprocessingDrawing" xmlns:pic="http://schemas.openxmlformats.org/drawingml/2006/picture" xmlns:r="http://schemas.openxmlformats.org/officeDocument/2006/relationships" xmlns:m="http://schemas.openxmlformats.org/officeDocument/2006/math" xmlns:w14="http://schemas.microsoft.com/office/word/2010/wordml" xmlns:mc="http://schemas.openxmlformats.org/markup-compatibility/2006" mc:Ignorable="w14">
   <w:body>
-    <w:p>
-      <w:pPr>
-        <w:pStyle w:val="00000f"/>
-        <w:rPr>
-          <w:rFonts w:hint="eastAsia" w:ascii="宋体" w:hAnsi="宋体" w:eastAsia="宋体"/>
-        </w:rPr>
-      </w:pPr>
-      <w:bookmarkStart w:id="1" w:name="_Toc169118284"/>
-      <w:r>
-        <w:rPr>
-          <w:rFonts w:hint="eastAsia" w:ascii="宋体" w:hAnsi="宋体" w:eastAsia="宋体"/>
-        </w:rPr>
-        <w:t>江西师范大学人工智能学院学生实验报告</w:t>
-      </w:r>
-      <w:bookmarkEnd w:id="1"/>
-      <w:r>
-        <w:rPr>
-          <w:rFonts w:hint="eastAsia" w:ascii="宋体" w:hAnsi="宋体" w:eastAsia="宋体"/>
-        </w:rPr>
-        <w:t>五</w:t>
-      </w:r>
-    </w:p>
     <w:p>
       <w:pPr>
         <w:spacing w:before="312" w:beforeLines="100" w:after="156" w:afterLines="50"/>
@@ -33,112 +11,6 @@
           <w:szCs w:val="21"/>
         </w:rPr>
       </w:pPr>
-      <w:r>
-        <w:rPr>
-          <w:rFonts w:hint="eastAsia" w:ascii="宋体" w:hAnsi="宋体"/>
-          <w:b w:val="1"/>
-          <w:bCs w:val="1"/>
-          <w:szCs w:val="21"/>
-        </w:rPr>
-        <w:t>专业</w:t>
-      </w:r>
-      <w:r>
-        <w:rPr>
-          <w:rFonts w:hint="eastAsia" w:ascii="宋体" w:hAnsi="宋体"/>
-          <w:b w:val="1"/>
-          <w:bCs w:val="1"/>
-          <w:szCs w:val="21"/>
-          <w:u w:val="single"/>
-        </w:rPr>
-        <w:t xml:space="preserve">  人工智能专业  </w:t>
-      </w:r>
-      <w:r>
-        <w:rPr>
-          <w:rFonts w:ascii="宋体" w:hAnsi="宋体"/>
-          <w:b w:val="1"/>
-          <w:bCs w:val="1"/>
-          <w:szCs w:val="21"/>
-          <w:u w:val="single"/>
-        </w:rPr>
-        <w:t xml:space="preserve"> </w:t>
-      </w:r>
-      <w:r>
-        <w:rPr>
-          <w:rFonts w:hint="eastAsia" w:ascii="宋体" w:hAnsi="宋体"/>
-          <w:b w:val="1"/>
-          <w:bCs w:val="1"/>
-          <w:szCs w:val="21"/>
-        </w:rPr>
-        <w:t xml:space="preserve">姓名 </w:t>
-      </w:r>
-      <w:r>
-        <w:rPr>
-          <w:rFonts w:hint="eastAsia" w:ascii="宋体" w:hAnsi="宋体"/>
-          <w:b w:val="1"/>
-          <w:bCs w:val="1"/>
-          <w:szCs w:val="21"/>
-          <w:u w:val="single"/>
-        </w:rPr>
-        <w:t xml:space="preserve">   王依倩   </w:t>
-      </w:r>
-      <w:r>
-        <w:rPr>
-          <w:rFonts w:hint="eastAsia" w:ascii="宋体" w:hAnsi="宋体"/>
-          <w:b w:val="1"/>
-          <w:bCs w:val="1"/>
-          <w:szCs w:val="21"/>
-        </w:rPr>
-        <w:t>学号</w:t>
-      </w:r>
-      <w:r>
-        <w:rPr>
-          <w:rFonts w:hint="eastAsia" w:ascii="宋体" w:hAnsi="宋体"/>
-          <w:b w:val="1"/>
-          <w:bCs w:val="1"/>
-          <w:szCs w:val="21"/>
-          <w:u w:val="single"/>
-        </w:rPr>
-        <w:t xml:space="preserve">  202426203004      </w:t>
-      </w:r>
-      <w:r>
-        <w:rPr>
-          <w:rFonts w:hint="eastAsia" w:ascii="宋体" w:hAnsi="宋体"/>
-          <w:b w:val="1"/>
-          <w:bCs w:val="1"/>
-          <w:szCs w:val="21"/>
-        </w:rPr>
-        <w:t>日期</w:t>
-      </w:r>
-      <w:r>
-        <w:rPr>
-          <w:rFonts w:ascii="宋体" w:hAnsi="宋体"/>
-          <w:b w:val="1"/>
-          <w:bCs w:val="1"/>
-          <w:szCs w:val="21"/>
-          <w:u w:val="single"/>
-        </w:rPr>
-        <w:t xml:space="preserve">   </w:t>
-      </w:r>
-      <w:r>
-        <w:rPr>
-          <w:rFonts w:hint="eastAsia" w:ascii="宋体" w:hAnsi="宋体"/>
-          <w:b w:val="1"/>
-          <w:bCs w:val="1"/>
-          <w:szCs w:val="21"/>
-          <w:u w:val="single"/>
-        </w:rPr>
-        <w:t>2026/9/28</w:t>
-      </w:r>
-      <w:r>
-        <w:rPr>
-          <w:rFonts w:ascii="宋体" w:hAnsi="宋体"/>
-          <w:b w:val="1"/>
-          <w:bCs w:val="1"/>
-          <w:szCs w:val="21"/>
-          <w:u w:val="single"/>
-        </w:rPr>
-        <w:t xml:space="preserve">    </w:t>
-      </w:r>
     </w:p>
     <w:tbl>
       <w:tblPr>
@@ -163,104 +35,6 @@
       </w:tblGrid>
       <w:tr>
         <w:trPr>
-          <w:trHeight w:val="624"/>
-          <w:jc w:val="center"/>
-        </w:trPr>
-        <w:tc>
-          <w:tcPr>
-            <w:tcW w:w="1595" w:type="dxa"/>
-            <w:vAlign w:val="center"/>
-          </w:tcPr>
-          <w:p>
-            <w:pPr>
-              <w:spacing w:line="320" w:lineRule="exact"/>
-              <w:jc w:val="center"/>
-              <w:rPr>
-                <w:rFonts w:hint="eastAsia" w:ascii="宋体" w:hAnsi="华文中宋"/>
-                <w:sz w:val="24"/>
-              </w:rPr>
-            </w:pPr>
-            <w:r>
-              <w:rPr>
-                <w:rFonts w:hint="eastAsia" w:ascii="宋体" w:hAnsi="华文中宋"/>
-                <w:sz w:val="24"/>
-              </w:rPr>
-              <w:t>课程名称</w:t>
-            </w:r>
-          </w:p>
-        </w:tc>
-        <w:tc>
-          <w:tcPr>
-            <w:tcW w:w="3338" w:type="dxa"/>
-            <w:vAlign w:val="center"/>
-          </w:tcPr>
-          <w:p>
-            <w:pPr>
-              <w:spacing w:line="320" w:lineRule="exact"/>
-              <w:jc w:val="center"/>
-              <w:rPr>
-                <w:rFonts w:hint="eastAsia" w:ascii="宋体" w:hAnsi="华文中宋"/>
-                <w:sz w:val="24"/>
-              </w:rPr>
-            </w:pPr>
-            <w:r>
-              <w:rPr>
-                <w:rFonts w:hint="eastAsia" w:ascii="宋体" w:hAnsi="华文中宋"/>
-                <w:sz w:val="24"/>
-              </w:rPr>
-              <w:t>计算机视觉基础</w:t>
-            </w:r>
-          </w:p>
-        </w:tc>
-        <w:tc>
-          <w:tcPr>
-            <w:tcW w:w="1655" w:type="dxa"/>
-            <w:vAlign w:val="center"/>
-          </w:tcPr>
-          <w:p>
-            <w:pPr>
-              <w:spacing w:line="320" w:lineRule="exact"/>
-              <w:jc w:val="center"/>
-              <w:rPr>
-                <w:rFonts w:hint="eastAsia" w:ascii="宋体" w:hAnsi="华文中宋"/>
-                <w:sz w:val="24"/>
-              </w:rPr>
-            </w:pPr>
-            <w:r>
-              <w:rPr>
-                <w:rFonts w:hint="eastAsia" w:ascii="宋体" w:hAnsi="华文中宋"/>
-                <w:sz w:val="24"/>
-              </w:rPr>
-              <w:t>实验室名称</w:t>
-            </w:r>
-          </w:p>
-        </w:tc>
-        <w:tc>
-          <w:tcPr>
-            <w:tcW w:w="2200" w:type="dxa"/>
-            <w:vAlign w:val="center"/>
-          </w:tcPr>
-          <w:p>
-            <w:pPr>
-              <w:spacing w:line="320" w:lineRule="exact"/>
-              <w:jc w:val="center"/>
-              <w:rPr>
-                <w:rFonts w:hint="eastAsia" w:ascii="宋体" w:hAnsi="华文中宋"/>
-                <w:sz w:val="24"/>
-              </w:rPr>
-            </w:pPr>
-            <w:r>
-              <w:rPr>
-                <w:rFonts w:hint="eastAsia" w:ascii="宋体" w:hAnsi="华文中宋"/>
-                <w:sz w:val="24"/>
-              </w:rPr>
-              <w:t>X3323</w:t>
-            </w:r>
-          </w:p>
-        </w:tc>
-      </w:tr>
-      <w:tr>
-        <w:trPr>
           <w:cantSplit w:val="1"/>
           <w:trHeight w:val="634"/>
           <w:jc w:val="center"/>
@@ -305,98 +79,6 @@
               </w:rPr>
               <w:t>基于直方图对比和区域对比的显著性检测算法的实现</w:t>
             </w:r>
-          </w:p>
-        </w:tc>
-      </w:tr>
-      <w:tr>
-        <w:trPr>
-          <w:trHeight w:val="621"/>
-          <w:jc w:val="center"/>
-        </w:trPr>
-        <w:tc>
-          <w:tcPr>
-            <w:tcW w:w="1595" w:type="dxa"/>
-            <w:vAlign w:val="center"/>
-          </w:tcPr>
-          <w:p>
-            <w:pPr>
-              <w:spacing w:line="320" w:lineRule="exact"/>
-              <w:jc w:val="center"/>
-              <w:rPr>
-                <w:rFonts w:hint="eastAsia" w:ascii="宋体" w:hAnsi="华文中宋"/>
-                <w:sz w:val="24"/>
-              </w:rPr>
-            </w:pPr>
-            <w:r>
-              <w:rPr>
-                <w:rFonts w:hint="eastAsia" w:ascii="宋体" w:hAnsi="华文中宋"/>
-                <w:sz w:val="24"/>
-              </w:rPr>
-              <w:t>指导教师</w:t>
-            </w:r>
-          </w:p>
-        </w:tc>
-        <w:tc>
-          <w:tcPr>
-            <w:tcW w:w="3338" w:type="dxa"/>
-            <w:vAlign w:val="center"/>
-          </w:tcPr>
-          <w:p>
-            <w:pPr>
-              <w:pStyle w:val="000013"/>
-              <w:widowControl w:val="0"/>
-              <w:spacing w:before="0" w:beforeAutospacing="0" w:after="0" w:afterAutospacing="0" w:line="320" w:lineRule="exact"/>
-              <w:rPr>
-                <w:rFonts w:hint="eastAsia" w:hAnsi="华文中宋"/>
-                <w:kern w:val="2"/>
-              </w:rPr>
-            </w:pPr>
-            <w:r>
-              <w:rPr>
-                <w:rFonts w:hint="eastAsia" w:hAnsi="华文中宋"/>
-                <w:kern w:val="2"/>
-              </w:rPr>
-              <w:t>刘飞强</w:t>
-            </w:r>
-          </w:p>
-        </w:tc>
-        <w:tc>
-          <w:tcPr>
-            <w:tcW w:w="1655" w:type="dxa"/>
-            <w:vAlign w:val="center"/>
-          </w:tcPr>
-          <w:p>
-            <w:pPr>
-              <w:spacing w:line="320" w:lineRule="exact"/>
-              <w:jc w:val="center"/>
-              <w:rPr>
-                <w:rFonts w:hint="eastAsia" w:ascii="宋体" w:hAnsi="华文中宋"/>
-                <w:sz w:val="24"/>
-              </w:rPr>
-            </w:pPr>
-            <w:r>
-              <w:rPr>
-                <w:rFonts w:hint="eastAsia" w:ascii="宋体" w:hAnsi="华文中宋"/>
-                <w:sz w:val="24"/>
-              </w:rPr>
-              <w:t>成绩</w:t>
-            </w:r>
-          </w:p>
-        </w:tc>
-        <w:tc>
-          <w:tcPr>
-            <w:tcW w:w="2200" w:type="dxa"/>
-            <w:vAlign w:val="center"/>
-          </w:tcPr>
-          <w:p>
-            <w:pPr>
-              <w:spacing w:line="320" w:lineRule="exact"/>
-              <w:jc w:val="center"/>
-              <w:rPr>
-                <w:rFonts w:hint="eastAsia" w:ascii="宋体" w:hAnsi="华文中宋"/>
-                <w:sz w:val="24"/>
-              </w:rPr>
-            </w:pPr>
           </w:p>
         </w:tc>
       </w:tr>
@@ -2788,7 +2470,7 @@
 
 <file path=word/endnotes.xml><?xml version="1.0" encoding="utf-8"?>
 <w:endnotes xmlns:w="http://schemas.openxmlformats.org/wordprocessingml/2006/main" xmlns:w14="http://schemas.microsoft.com/office/word/2010/wordml" xmlns:mc="http://schemas.openxmlformats.org/markup-compatibility/2006" mc:Ignorable="w14">
-  <w:endnote w:type="continuationSeparator" w:id="1">
+  <w:endnote w:type="continuationSeparator" w:id="0">
     <w:p>
       <w:pPr/>
       <w:r>
@@ -2796,7 +2478,7 @@
       </w:r>
     </w:p>
   </w:endnote>
-  <w:endnote w:type="separator" w:id="0">
+  <w:endnote w:type="separator" w:id="1">
     <w:p>
       <w:pPr/>
       <w:r>
@@ -2809,7 +2491,7 @@
 
 <file path=word/footnotes.xml><?xml version="1.0" encoding="utf-8"?>
 <w:footnotes xmlns:w="http://schemas.openxmlformats.org/wordprocessingml/2006/main" xmlns:w14="http://schemas.microsoft.com/office/word/2010/wordml" xmlns:mc="http://schemas.openxmlformats.org/markup-compatibility/2006" mc:Ignorable="w14">
-  <w:footnote w:type="continuationSeparator" w:id="1">
+  <w:footnote w:type="continuationSeparator" w:id="0">
     <w:p>
       <w:pPr/>
       <w:r>
@@ -2817,7 +2499,7 @@
       </w:r>
     </w:p>
   </w:footnote>
-  <w:footnote w:type="separator" w:id="0">
+  <w:footnote w:type="separator" w:id="1">
     <w:p>
       <w:pPr/>
       <w:r>
@@ -2864,382 +2546,382 @@
     <w:pPrDefault/>
   </w:docDefaults>
   <w:latentStyles w:defLockedState="0" w:defUIPriority="99" w:defSemiHidden="0" w:defUnhideWhenUsed="0" w:defQFormat="0" w:count="376">
-    <w:lsdException w:name="Dark List" w:uiPriority="70"/>
-    <w:lsdException w:name="Plain Table 1" w:uiPriority="41"/>
-    <w:lsdException w:name="Colorful Shading" w:uiPriority="71"/>
+    <w:lsdException w:name="Signature" w:semiHidden="1" w:unhideWhenUsed="1"/>
+    <w:lsdException w:name="Table Columns 1" w:semiHidden="1" w:unhideWhenUsed="1"/>
+    <w:lsdException w:name="Colorful Shading Accent 2" w:uiPriority="71"/>
+    <w:lsdException w:name="List Number 3" w:semiHidden="1" w:unhideWhenUsed="1"/>
+    <w:lsdException w:name="HTML Sample" w:semiHidden="1" w:unhideWhenUsed="1"/>
+    <w:lsdException w:name="Medium Grid 1 Accent 1" w:uiPriority="67"/>
+    <w:lsdException w:name="caption" w:uiPriority="35" w:semiHidden="1" w:unhideWhenUsed="1" w:qFormat="1"/>
+    <w:lsdException w:name="annotation subject" w:semiHidden="1" w:unhideWhenUsed="1"/>
+    <w:lsdException w:name="Grid Table 3 Accent 1" w:uiPriority="48"/>
+    <w:lsdException w:name="Medium Grid 2 Accent 3" w:uiPriority="68"/>
     <w:lsdException w:name="Table Columns 4" w:semiHidden="1" w:unhideWhenUsed="1"/>
-    <w:lsdException w:name="index 5" w:semiHidden="1" w:unhideWhenUsed="1"/>
-    <w:lsdException w:name="heading 1" w:uiPriority="9" w:qFormat="1"/>
-    <w:lsdException w:name="heading 3" w:uiPriority="9" w:semiHidden="1" w:unhideWhenUsed="1" w:qFormat="1"/>
-    <w:lsdException w:name="Colorful Shading Accent 4" w:uiPriority="71"/>
-    <w:lsdException w:name="List Table 2 Accent 5" w:uiPriority="47"/>
-    <w:lsdException w:name="Colorful Shading Accent 1" w:uiPriority="71"/>
-    <w:lsdException w:name="Medium Grid 1 Accent 5" w:uiPriority="67"/>
-    <w:lsdException w:name="List Table 5 Dark Accent 5" w:uiPriority="50"/>
-    <w:lsdException w:name="macro" w:semiHidden="1" w:unhideWhenUsed="1"/>
-    <w:lsdException w:name="Dark List Accent 5" w:uiPriority="70"/>
-    <w:lsdException w:name="Medium Grid 3" w:uiPriority="69"/>
+    <w:lsdException w:name="Strong" w:uiPriority="22" w:qFormat="1"/>
+    <w:lsdException w:name="Medium Grid 1 Accent 3" w:uiPriority="67"/>
+    <w:lsdException w:name="Colorful Grid Accent 1" w:uiPriority="73"/>
+    <w:lsdException w:name="envelope return" w:semiHidden="1" w:unhideWhenUsed="1"/>
+    <w:lsdException w:name="Dark List Accent 6" w:uiPriority="70"/>
+    <w:lsdException w:name="List 5" w:semiHidden="1" w:unhideWhenUsed="1"/>
+    <w:lsdException w:name="List Number 5" w:semiHidden="1" w:unhideWhenUsed="1"/>
+    <w:lsdException w:name="Normal Indent" w:semiHidden="1" w:unhideWhenUsed="1"/>
+    <w:lsdException w:name="Grid Table 3 Accent 4" w:uiPriority="48"/>
     <w:lsdException w:name="Revision" w:semiHidden="1" w:unhideWhenUsed="1"/>
-    <w:lsdException w:name="Grid Table 2 Accent 4" w:uiPriority="47"/>
-    <w:lsdException w:name="List Table 1 Light" w:uiPriority="46"/>
-    <w:lsdException w:name="Grid Table 2 Accent 3" w:uiPriority="47"/>
-    <w:lsdException w:name="Medium List 1" w:uiPriority="65"/>
-    <w:lsdException w:name="Plain Table 4" w:uiPriority="44"/>
-    <w:lsdException w:name="List Table 6 Colorful Accent 4" w:uiPriority="51"/>
-    <w:lsdException w:name="FollowedHyperlink" w:semiHidden="1" w:unhideWhenUsed="1"/>
-    <w:lsdException w:name="List Table 6 Colorful Accent 3" w:uiPriority="51"/>
-    <w:lsdException w:name="Subtle Reference" w:uiPriority="31" w:qFormat="1"/>
-    <w:lsdException w:name="Grid Table 2 Accent 1" w:uiPriority="47"/>
-    <w:lsdException w:name="Table Grid 6" w:semiHidden="1" w:unhideWhenUsed="1"/>
-    <w:lsdException w:name="heading 9" w:uiPriority="9" w:semiHidden="1" w:unhideWhenUsed="1" w:qFormat="1"/>
-    <w:lsdException w:name="List Table 4 Accent 3" w:uiPriority="49"/>
-    <w:lsdException w:name="Grid Table 6 Colorful Accent 5" w:uiPriority="51"/>
-    <w:lsdException w:name="Grid Table 3 Accent 2" w:uiPriority="48"/>
-    <w:lsdException w:name="List Table 4 Accent 1" w:uiPriority="49"/>
-    <w:lsdException w:name="Unresolved Mention" w:semiHidden="1" w:unhideWhenUsed="1"/>
-    <w:lsdException w:name="Medium Shading 2 Accent 1" w:uiPriority="64"/>
-    <w:lsdException w:name="Body Text 3" w:semiHidden="1" w:unhideWhenUsed="1"/>
-    <w:lsdException w:name="List Table 1 Light Accent 1" w:uiPriority="46"/>
-    <w:lsdException w:name="Grid Table 3" w:uiPriority="48"/>
-    <w:lsdException w:name="Grid Table 5 Dark" w:uiPriority="50"/>
+    <w:lsdException w:name="Dark List Accent 4" w:uiPriority="70"/>
+    <w:lsdException w:name="Grid Table 3 Accent 6" w:uiPriority="48"/>
+    <w:lsdException w:name="Light Shading Accent 1" w:uiPriority="60"/>
+    <w:lsdException w:name="Colorful Grid Accent 6" w:uiPriority="73"/>
     <w:lsdException w:name="List 2" w:semiHidden="1" w:unhideWhenUsed="1"/>
-    <w:lsdException w:name="List Table 3" w:uiPriority="48"/>
-    <w:lsdException w:name="List 5" w:semiHidden="1" w:unhideWhenUsed="1"/>
-    <w:lsdException w:name="Colorful Grid Accent 1" w:uiPriority="73"/>
-    <w:lsdException w:name="Grid Table 5 Dark Accent 3" w:uiPriority="50"/>
-    <w:lsdException w:name="List Table 7 Colorful Accent 1" w:uiPriority="52"/>
-    <w:lsdException w:name="List Table 7 Colorful Accent 6" w:uiPriority="52"/>
-    <w:lsdException w:name="Smart Hyperlink" w:semiHidden="1" w:unhideWhenUsed="1"/>
-    <w:lsdException w:name="heading 4" w:uiPriority="9" w:semiHidden="1" w:unhideWhenUsed="1" w:qFormat="1"/>
-    <w:lsdException w:name="Body Text First Indent 2" w:semiHidden="1" w:unhideWhenUsed="1"/>
-    <w:lsdException w:name="List Table 6 Colorful" w:uiPriority="51"/>
-    <w:lsdException w:name="Medium Shading 2 Accent 6" w:uiPriority="64"/>
-    <w:lsdException w:name="Medium Shading 2 Accent 4" w:uiPriority="64"/>
-    <w:lsdException w:name="Medium Grid 1 Accent 3" w:uiPriority="67"/>
-    <w:lsdException w:name="List Table 7 Colorful Accent 4" w:uiPriority="52"/>
-    <w:lsdException w:name="Medium List 2" w:uiPriority="66"/>
-    <w:lsdException w:name="Default Paragraph Font" w:uiPriority="1" w:semiHidden="1" w:unhideWhenUsed="1" w:qFormat="1"/>
-    <w:lsdException w:name="HTML Definition" w:semiHidden="1" w:unhideWhenUsed="1"/>
-    <w:lsdException w:name="List Table 6 Colorful Accent 6" w:uiPriority="51"/>
-    <w:lsdException w:name="Grid Table 6 Colorful" w:uiPriority="51"/>
-    <w:lsdException w:name="Placeholder Text" w:semiHidden="1" w:unhideWhenUsed="1"/>
-    <w:lsdException w:name="Light Shading Accent 5" w:uiPriority="60"/>
-    <w:lsdException w:name="Grid Table 5 Dark Accent 5" w:uiPriority="50"/>
-    <w:lsdException w:name="Medium List 1 Accent 6" w:uiPriority="65"/>
-    <w:lsdException w:name="Table Grid 1" w:semiHidden="1" w:unhideWhenUsed="1"/>
-    <w:lsdException w:name="Table Grid 4" w:semiHidden="1" w:unhideWhenUsed="1"/>
-    <w:lsdException w:name="List Continue" w:semiHidden="1" w:unhideWhenUsed="1"/>
-    <w:lsdException w:name="Grid Table 4 Accent 6" w:uiPriority="49"/>
-    <w:lsdException w:name="heading 7" w:uiPriority="9" w:semiHidden="1" w:unhideWhenUsed="1" w:qFormat="1"/>
-    <w:lsdException w:name="Table Classic 4" w:semiHidden="1" w:unhideWhenUsed="1"/>
-    <w:lsdException w:name="Medium Grid 2 Accent 3" w:uiPriority="68"/>
-    <w:lsdException w:name="Table Classic 2" w:semiHidden="1" w:unhideWhenUsed="1"/>
-    <w:lsdException w:name="Medium Grid 1 Accent 6" w:uiPriority="67"/>
-    <w:lsdException w:name="Colorful Grid Accent 2" w:uiPriority="73"/>
-    <w:lsdException w:name="Plain Table 2" w:uiPriority="42"/>
-    <w:lsdException w:name="List Number" w:semiHidden="1" w:unhideWhenUsed="1"/>
-    <w:lsdException w:name="Table Grid" w:uiPriority="59" w:qFormat="1"/>
-    <w:lsdException w:name="Grid Table 5 Dark Accent 2" w:uiPriority="50"/>
-    <w:lsdException w:name="Colorful Grid Accent 4" w:uiPriority="73"/>
-    <w:lsdException w:name="Medium Shading 2 Accent 3" w:uiPriority="64"/>
-    <w:lsdException w:name="List Table 7 Colorful Accent 3" w:uiPriority="52"/>
-    <w:lsdException w:name="Plain Text" w:semiHidden="1" w:unhideWhenUsed="1"/>
-    <w:lsdException w:name="Outline List 2" w:semiHidden="1" w:unhideWhenUsed="1"/>
-    <w:lsdException w:name="HTML Acronym" w:semiHidden="1" w:unhideWhenUsed="1"/>
+    <w:lsdException w:name="Light Shading Accent 4" w:uiPriority="60"/>
+    <w:lsdException w:name="Grid Table 4 Accent 4" w:uiPriority="49"/>
     <w:lsdException w:name="E-mail Signature" w:semiHidden="1" w:unhideWhenUsed="1"/>
     <w:lsdException w:name="Light Shading Accent 6" w:uiPriority="60"/>
-    <w:lsdException w:name="envelope return" w:semiHidden="1" w:unhideWhenUsed="1"/>
+    <w:lsdException w:name="List Table 4 Accent 5" w:uiPriority="49"/>
+    <w:lsdException w:name="Intense Reference" w:uiPriority="32" w:qFormat="1"/>
+    <w:lsdException w:name="page number" w:semiHidden="1" w:unhideWhenUsed="1"/>
+    <w:lsdException w:name="Grid Table 7 Colorful Accent 5" w:uiPriority="52"/>
+    <w:lsdException w:name="Table List 2" w:semiHidden="1" w:unhideWhenUsed="1"/>
+    <w:lsdException w:name="Message Header" w:semiHidden="1" w:unhideWhenUsed="1"/>
+    <w:lsdException w:name="Plain Table 1" w:uiPriority="41"/>
+    <w:lsdException w:name="index 1" w:semiHidden="1" w:unhideWhenUsed="1"/>
+    <w:lsdException w:name="Salutation" w:semiHidden="1" w:unhideWhenUsed="1"/>
+    <w:lsdException w:name="Grid Table 4 Accent 1" w:uiPriority="49"/>
+    <w:lsdException w:name="List Table 4 Accent 2" w:uiPriority="49"/>
+    <w:lsdException w:name="Body Text Indent 3" w:semiHidden="1" w:unhideWhenUsed="1"/>
+    <w:lsdException w:name="Dark List Accent 3" w:uiPriority="70"/>
+    <w:lsdException w:name="HTML Variable" w:semiHidden="1" w:unhideWhenUsed="1"/>
+    <w:lsdException w:name="Medium Grid 1 Accent 6" w:uiPriority="67"/>
+    <w:lsdException w:name="Table Professional" w:semiHidden="1" w:unhideWhenUsed="1"/>
+    <w:lsdException w:name="List Bullet 5" w:semiHidden="1" w:unhideWhenUsed="1"/>
+    <w:lsdException w:name="Table Grid 7" w:semiHidden="1" w:unhideWhenUsed="1"/>
+    <w:lsdException w:name="Light List Accent 1" w:uiPriority="61"/>
+    <w:lsdException w:name="Block Text" w:semiHidden="1" w:unhideWhenUsed="1"/>
+    <w:lsdException w:name="Note Heading" w:semiHidden="1" w:unhideWhenUsed="1"/>
+    <w:lsdException w:name="Dark List" w:uiPriority="70"/>
+    <w:lsdException w:name="Table List 5" w:semiHidden="1" w:unhideWhenUsed="1"/>
+    <w:lsdException w:name="Grid Table 6 Colorful Accent 3" w:uiPriority="51"/>
+    <w:lsdException w:name="Light Grid Accent 6" w:uiPriority="62"/>
+    <w:lsdException w:name="List Continue" w:semiHidden="1" w:unhideWhenUsed="1"/>
+    <w:lsdException w:name="Grid Table 6 Colorful" w:uiPriority="51"/>
+    <w:lsdException w:name="List Table 2 Accent 1" w:uiPriority="47"/>
+    <w:lsdException w:name="Colorful Shading Accent 6" w:uiPriority="71"/>
+    <w:lsdException w:name="Unresolved Mention" w:semiHidden="1" w:unhideWhenUsed="1"/>
+    <w:lsdException w:name="Grid Table 2 Accent 6" w:uiPriority="47"/>
+    <w:lsdException w:name="Medium Grid 3 Accent 6" w:uiPriority="69"/>
+    <w:lsdException w:name="Grid Table 6 Colorful Accent 4" w:uiPriority="51"/>
+    <w:lsdException w:name="Colorful List Accent 2" w:uiPriority="72"/>
+    <w:lsdException w:name="List Bullet" w:semiHidden="1" w:unhideWhenUsed="1"/>
+    <w:lsdException w:name="Table Classic 3" w:semiHidden="1" w:unhideWhenUsed="1"/>
+    <w:lsdException w:name="Body Text 3" w:semiHidden="1" w:unhideWhenUsed="1"/>
+    <w:lsdException w:name="Grid Table 2 Accent 3" w:uiPriority="47"/>
+    <w:lsdException w:name="List Table 1 Light Accent 2" w:uiPriority="46"/>
+    <w:lsdException w:name="Medium Grid 3 Accent 3" w:uiPriority="69"/>
+    <w:lsdException w:name="List" w:semiHidden="1" w:unhideWhenUsed="1"/>
+    <w:lsdException w:name="Colorful Shading Accent 3" w:uiPriority="71"/>
+    <w:lsdException w:name="List Table 5 Dark Accent 3" w:uiPriority="50"/>
+    <w:lsdException w:name="Grid Table 2 Accent 4" w:uiPriority="47"/>
+    <w:lsdException w:name="Medium Grid 3 Accent 4" w:uiPriority="69"/>
+    <w:lsdException w:name="Medium Grid 1 Accent 2" w:uiPriority="67"/>
+    <w:lsdException w:name="heading 2" w:uiPriority="9" w:semiHidden="1" w:unhideWhenUsed="1" w:qFormat="1"/>
+    <w:lsdException w:name="Medium Grid 2 Accent 2" w:uiPriority="68"/>
+    <w:lsdException w:name="Medium Shading 2" w:uiPriority="64"/>
+    <w:lsdException w:name="Medium Grid 1 Accent 4" w:uiPriority="67"/>
+    <w:lsdException w:name="heading 5" w:uiPriority="9" w:semiHidden="1" w:unhideWhenUsed="1" w:qFormat="1"/>
+    <w:lsdException w:name="List Table 5 Dark Accent 6" w:uiPriority="50"/>
+    <w:lsdException w:name="toc 1" w:uiPriority="39" w:semiHidden="1" w:unhideWhenUsed="1"/>
+    <w:lsdException w:name="Table Simple 1" w:semiHidden="1" w:unhideWhenUsed="1"/>
+    <w:lsdException w:name="Medium Shading 2 Accent 4" w:uiPriority="64"/>
+    <w:lsdException w:name="Medium Grid 2 Accent 1" w:uiPriority="68"/>
+    <w:lsdException w:name="List Number 4" w:semiHidden="1" w:unhideWhenUsed="1"/>
+    <w:lsdException w:name="Dark List Accent 5" w:uiPriority="70"/>
+    <w:lsdException w:name="Medium Grid 1" w:uiPriority="67"/>
+    <w:lsdException w:name="heading 7" w:uiPriority="9" w:semiHidden="1" w:unhideWhenUsed="1" w:qFormat="1"/>
+    <w:lsdException w:name="toc 6" w:uiPriority="39" w:semiHidden="1" w:unhideWhenUsed="1"/>
+    <w:lsdException w:name="Colorful Shading" w:uiPriority="71"/>
+    <w:lsdException w:name="Grid Table 1 Light Accent 5" w:uiPriority="46"/>
+    <w:lsdException w:name="Light Shading Accent 5" w:uiPriority="60"/>
+    <w:lsdException w:name="List Table 4 Accent 6" w:uiPriority="49"/>
+    <w:lsdException w:name="List Table 7 Colorful Accent 5" w:uiPriority="52"/>
+    <w:lsdException w:name="Grid Table 7 Colorful Accent 4" w:uiPriority="52"/>
+    <w:lsdException w:name="Grid Table 4 Accent 5" w:uiPriority="49"/>
+    <w:lsdException w:name="List Table 1 Light" w:uiPriority="46"/>
+    <w:lsdException w:name="Table List 3" w:semiHidden="1" w:unhideWhenUsed="1"/>
+    <w:lsdException w:name="List Table 7 Colorful Accent 3" w:uiPriority="52"/>
+    <w:lsdException w:name="List Table 7 Colorful" w:uiPriority="52"/>
+    <w:lsdException w:name="List Table 4 Accent 3" w:uiPriority="49"/>
+    <w:lsdException w:name="List Continue 4" w:semiHidden="1" w:unhideWhenUsed="1"/>
+    <w:lsdException w:name="Grid Table 4 Accent 2" w:uiPriority="49"/>
+    <w:lsdException w:name="toa heading" w:semiHidden="1" w:unhideWhenUsed="1"/>
+    <w:lsdException w:name="Grid Table 1 Light Accent 3" w:uiPriority="46"/>
+    <w:lsdException w:name="Table Contemporary" w:semiHidden="1" w:unhideWhenUsed="1"/>
+    <w:lsdException w:name="HTML Preformatted" w:semiHidden="1" w:unhideWhenUsed="1" w:qFormat="1"/>
+    <w:lsdException w:name="Table List 8" w:semiHidden="1" w:unhideWhenUsed="1"/>
+    <w:lsdException w:name="Normal" w:uiPriority="0" w:qFormat="1"/>
+    <w:lsdException w:name="Grid Table 7 Colorful Accent 2" w:uiPriority="52"/>
+    <w:lsdException w:name="Normal Table" w:semiHidden="1" w:unhideWhenUsed="1" w:qFormat="1"/>
+    <w:lsdException w:name="List Bullet 2" w:semiHidden="1" w:unhideWhenUsed="1"/>
+    <w:lsdException w:name="Grid Table 5 Dark Accent 3" w:uiPriority="50"/>
+    <w:lsdException w:name="List Table 2" w:uiPriority="47"/>
+    <w:lsdException w:name="Table List 6" w:semiHidden="1" w:unhideWhenUsed="1"/>
+    <w:lsdException w:name="Table Subtle 2" w:semiHidden="1" w:unhideWhenUsed="1"/>
+    <w:lsdException w:name="Medium Grid 2 Accent 4" w:uiPriority="68"/>
+    <w:lsdException w:name="Quote" w:semiHidden="1" w:unhideWhenUsed="1"/>
+    <w:lsdException w:name="Default Paragraph Font" w:uiPriority="1" w:semiHidden="1" w:unhideWhenUsed="1" w:qFormat="1"/>
+    <w:lsdException w:name="Light List Accent 2" w:uiPriority="61"/>
+    <w:lsdException w:name="Grid Table 2 Accent 2" w:uiPriority="47"/>
+    <w:lsdException w:name="HTML Definition" w:semiHidden="1" w:unhideWhenUsed="1"/>
+    <w:lsdException w:name="Table Theme" w:semiHidden="1" w:unhideWhenUsed="1"/>
+    <w:lsdException w:name="Light Grid Accent 4" w:uiPriority="62"/>
+    <w:lsdException w:name="Table Classic 2" w:semiHidden="1" w:unhideWhenUsed="1"/>
+    <w:lsdException w:name="List Table 1 Light Accent 6" w:uiPriority="46"/>
+    <w:lsdException w:name="Grid Table 3" w:uiPriority="48"/>
+    <w:lsdException w:name="Grid Table 6 Colorful Accent 6" w:uiPriority="51"/>
+    <w:lsdException w:name="Grid Table 5 Dark Accent 1" w:uiPriority="50"/>
+    <w:lsdException w:name="Grid Table 6 Colorful Accent 5" w:uiPriority="51"/>
+    <w:lsdException w:name="Grid Table 5 Dark Accent 6" w:uiPriority="50"/>
+    <w:lsdException w:name="List Table 2 Accent 6" w:uiPriority="47"/>
+    <w:lsdException w:name="Light Grid Accent 1" w:uiPriority="62"/>
+    <w:lsdException w:name="Hashtag" w:semiHidden="1" w:unhideWhenUsed="1"/>
+    <w:lsdException w:name="macro" w:semiHidden="1" w:unhideWhenUsed="1"/>
+    <w:lsdException w:name="Grid Table 5 Dark Accent 4" w:uiPriority="50"/>
+    <w:lsdException w:name="Colorful List Accent 3" w:uiPriority="72"/>
+    <w:lsdException w:name="heading 1" w:uiPriority="9" w:qFormat="1"/>
+    <w:lsdException w:name="Light Grid Accent 3" w:uiPriority="62"/>
+    <w:lsdException w:name="List Table 5 Dark Accent 2" w:uiPriority="50"/>
+    <w:lsdException w:name="List Table 1 Light Accent 1" w:uiPriority="46"/>
+    <w:lsdException w:name="heading 3" w:uiPriority="9" w:semiHidden="1" w:unhideWhenUsed="1" w:qFormat="1"/>
+    <w:lsdException w:name="Grid Table 2 Accent 5" w:uiPriority="47"/>
+    <w:lsdException w:name="Medium Shading 2 Accent 5" w:uiPriority="64"/>
+    <w:lsdException w:name="Medium Grid 3 Accent 5" w:uiPriority="69"/>
+    <w:lsdException w:name="List Table 5 Dark Accent 5" w:uiPriority="50"/>
+    <w:lsdException w:name="heading 6" w:uiPriority="9" w:semiHidden="1" w:unhideWhenUsed="1" w:qFormat="1"/>
+    <w:lsdException w:name="Medium Shading 2 Accent 3" w:uiPriority="64"/>
+    <w:lsdException w:name="List Table 3 Accent 2" w:uiPriority="48"/>
+    <w:lsdException w:name="toc 2" w:uiPriority="39" w:semiHidden="1" w:unhideWhenUsed="1"/>
+    <w:lsdException w:name="HTML Top of Form" w:semiHidden="1" w:unhideWhenUsed="1"/>
+    <w:lsdException w:name="heading 8" w:uiPriority="9" w:semiHidden="1" w:unhideWhenUsed="1" w:qFormat="1"/>
+    <w:lsdException w:name="toc 5" w:uiPriority="39" w:semiHidden="1" w:unhideWhenUsed="1"/>
+    <w:lsdException w:name="Medium Shading 1 Accent 2" w:uiPriority="63"/>
+    <w:lsdException w:name="index heading" w:semiHidden="1" w:unhideWhenUsed="1"/>
+    <w:lsdException w:name="Grid Table 3 Accent 3" w:uiPriority="48"/>
+    <w:lsdException w:name="HTML Address" w:semiHidden="1" w:unhideWhenUsed="1"/>
+    <w:lsdException w:name="List Table 5 Dark" w:uiPriority="50"/>
+    <w:lsdException w:name="toc 7" w:uiPriority="39" w:semiHidden="1" w:unhideWhenUsed="1"/>
+    <w:lsdException w:name="List Table 6 Colorful Accent 2" w:uiPriority="51"/>
+    <w:lsdException w:name="endnote reference" w:semiHidden="1" w:unhideWhenUsed="1"/>
+    <w:lsdException w:name="Body Text Indent" w:semiHidden="1" w:unhideWhenUsed="1"/>
+    <w:lsdException w:name="Subtitle" w:uiPriority="11" w:qFormat="1"/>
+    <w:lsdException w:name="Grid Table 1 Light Accent 4" w:uiPriority="46"/>
+    <w:lsdException w:name="Grid Table 4 Accent 6" w:uiPriority="49"/>
+    <w:lsdException w:name="Medium List 2" w:uiPriority="66"/>
+    <w:lsdException w:name="List Table 7 Colorful Accent 4" w:uiPriority="52"/>
+    <w:lsdException w:name="Grid Table 7 Colorful Accent 3" w:uiPriority="52"/>
+    <w:lsdException w:name="List Continue 2" w:semiHidden="1" w:unhideWhenUsed="1"/>
+    <w:lsdException w:name="Grid Table 7 Colorful Accent 6" w:uiPriority="52"/>
+    <w:lsdException w:name="index 4" w:semiHidden="1" w:unhideWhenUsed="1"/>
+    <w:lsdException w:name="List Table 7 Colorful Accent 2" w:uiPriority="52"/>
+    <w:lsdException w:name="Grid Table 4" w:uiPriority="49"/>
+    <w:lsdException w:name="Grid Table 4 Accent 3" w:uiPriority="49"/>
+    <w:lsdException w:name="annotation reference" w:semiHidden="1" w:unhideWhenUsed="1"/>
+    <w:lsdException w:name="Grid Table 1 Light Accent 2" w:uiPriority="46"/>
+    <w:lsdException w:name="Plain Table 2" w:uiPriority="42"/>
+    <w:lsdException w:name="Grid Table 7 Colorful Accent 1" w:uiPriority="52"/>
+    <w:lsdException w:name="No Spacing" w:semiHidden="1" w:unhideWhenUsed="1"/>
+    <w:lsdException w:name="Table Web 1" w:semiHidden="1" w:unhideWhenUsed="1"/>
+    <w:lsdException w:name="Subtle Emphasis" w:uiPriority="19" w:qFormat="1"/>
+    <w:lsdException w:name="Medium Grid 2 Accent 5" w:uiPriority="68"/>
+    <w:lsdException w:name="Table Web 3" w:semiHidden="1" w:unhideWhenUsed="1"/>
+    <w:lsdException w:name="List Table 3" w:uiPriority="48"/>
+    <w:lsdException w:name="HTML Cite" w:semiHidden="1" w:unhideWhenUsed="1"/>
+    <w:lsdException w:name="FollowedHyperlink" w:semiHidden="1" w:unhideWhenUsed="1"/>
+    <w:lsdException w:name="Table Grid" w:uiPriority="59" w:qFormat="1"/>
+    <w:lsdException w:name="Grid Table 6 Colorful Accent 1" w:uiPriority="51"/>
+    <w:lsdException w:name="Grid Table 2" w:uiPriority="47"/>
+    <w:lsdException w:name="Grid Table 5 Dark Accent 2" w:uiPriority="50"/>
+    <w:lsdException w:name="Table List 7" w:semiHidden="1" w:unhideWhenUsed="1"/>
+    <w:lsdException w:name="List Table 2 Accent 2" w:uiPriority="47"/>
+    <w:lsdException w:name="TOC Heading" w:uiPriority="39" w:semiHidden="1" w:unhideWhenUsed="1" w:qFormat="1"/>
+    <w:lsdException w:name="Light List Accent 3" w:uiPriority="61"/>
+    <w:lsdException w:name="Placeholder Text" w:semiHidden="1" w:unhideWhenUsed="1"/>
+    <w:lsdException w:name="Light Grid Accent 5" w:uiPriority="62"/>
+    <w:lsdException w:name="footer" w:unhideWhenUsed="1" w:qFormat="1"/>
+    <w:lsdException w:name="Table Subtle 1" w:semiHidden="1" w:unhideWhenUsed="1"/>
+    <w:lsdException w:name="Table Grid 4" w:semiHidden="1" w:unhideWhenUsed="1"/>
+    <w:lsdException w:name="Grid Table 5 Dark Accent 5" w:uiPriority="50"/>
+    <w:lsdException w:name="Medium List 2 Accent 6" w:uiPriority="66"/>
+    <w:lsdException w:name="HTML Typewriter" w:semiHidden="1" w:unhideWhenUsed="1"/>
+    <w:lsdException w:name="Grid Table 5 Dark" w:uiPriority="50"/>
+    <w:lsdException w:name="Light Grid Accent 2" w:uiPriority="62"/>
+    <w:lsdException w:name="List Table 6 Colorful" w:uiPriority="51"/>
+    <w:lsdException w:name="Colorful List Accent 1" w:uiPriority="72"/>
+    <w:lsdException w:name="Hyperlink" w:semiHidden="1" w:unhideWhenUsed="1"/>
+    <w:lsdException w:name="Table Grid 1" w:semiHidden="1" w:unhideWhenUsed="1"/>
+    <w:lsdException w:name="Grid Table 1 Light" w:uiPriority="46"/>
+    <w:lsdException w:name="List Table 2 Accent 5" w:uiPriority="47"/>
+    <w:lsdException w:name="Medium Shading 1 Accent 4" w:uiPriority="63"/>
+    <w:lsdException w:name="Table Classic 1" w:semiHidden="1" w:unhideWhenUsed="1"/>
+    <w:lsdException w:name="List Table 5 Dark Accent 1" w:uiPriority="50"/>
+    <w:lsdException w:name="line number" w:semiHidden="1" w:unhideWhenUsed="1"/>
+    <w:lsdException w:name="table of authorities" w:semiHidden="1" w:unhideWhenUsed="1"/>
+    <w:lsdException w:name="Colorful List Accent 4" w:uiPriority="72"/>
+    <w:lsdException w:name="Light List" w:uiPriority="61"/>
+    <w:lsdException w:name="Body Text First Indent 2" w:semiHidden="1" w:unhideWhenUsed="1"/>
+    <w:lsdException w:name="Intense Emphasis" w:uiPriority="21" w:qFormat="1"/>
+    <w:lsdException w:name="Colorful Grid" w:uiPriority="73"/>
+    <w:lsdException w:name="Colorful List Accent 6" w:uiPriority="72"/>
+    <w:lsdException w:name="Table 3D effects 3" w:semiHidden="1" w:unhideWhenUsed="1"/>
+    <w:lsdException w:name="List Table 3 Accent 3" w:uiPriority="48"/>
+    <w:lsdException w:name="heading 4" w:uiPriority="9" w:semiHidden="1" w:unhideWhenUsed="1" w:qFormat="1"/>
+    <w:lsdException w:name="List Table 5 Dark Accent 4" w:uiPriority="50"/>
+    <w:lsdException w:name="Table Simple 2" w:semiHidden="1" w:unhideWhenUsed="1"/>
+    <w:lsdException w:name="toc 3" w:uiPriority="39" w:semiHidden="1" w:unhideWhenUsed="1"/>
+    <w:lsdException w:name="Body Text" w:semiHidden="1" w:unhideWhenUsed="1"/>
+    <w:lsdException w:name="Medium Shading 2 Accent 2" w:uiPriority="64"/>
+    <w:lsdException w:name="List Table 3 Accent 5" w:uiPriority="48"/>
+    <w:lsdException w:name="footnote reference" w:semiHidden="1" w:unhideWhenUsed="1"/>
+    <w:lsdException w:name="table of figures" w:semiHidden="1" w:unhideWhenUsed="1"/>
+    <w:lsdException w:name="heading 9" w:uiPriority="9" w:semiHidden="1" w:unhideWhenUsed="1" w:qFormat="1"/>
+    <w:lsdException w:name="Balloon Text" w:semiHidden="1" w:unhideWhenUsed="1"/>
+    <w:lsdException w:name="Table Colorful 2" w:semiHidden="1" w:unhideWhenUsed="1"/>
+    <w:lsdException w:name="Plain Table 4" w:uiPriority="44"/>
+    <w:lsdException w:name="No List" w:semiHidden="1" w:unhideWhenUsed="1"/>
+    <w:lsdException w:name="Grid Table 3 Accent 2" w:uiPriority="48"/>
+    <w:lsdException w:name="endnote text" w:semiHidden="1" w:unhideWhenUsed="1"/>
+    <w:lsdException w:name="Colorful Grid Accent 2" w:uiPriority="73"/>
+    <w:lsdException w:name="toc 8" w:uiPriority="39" w:semiHidden="1" w:unhideWhenUsed="1"/>
+    <w:lsdException w:name="index 8" w:semiHidden="1" w:unhideWhenUsed="1"/>
+    <w:lsdException w:name="Medium Shading 1 Accent 3" w:uiPriority="63"/>
+    <w:lsdException w:name="List Continue 3" w:semiHidden="1" w:unhideWhenUsed="1"/>
+    <w:lsdException w:name="List Table 6 Colorful Accent 3" w:uiPriority="51"/>
+    <w:lsdException w:name="Light Shading Accent 2" w:uiPriority="60"/>
+    <w:lsdException w:name="List Table 7 Colorful Accent 6" w:uiPriority="52"/>
+    <w:lsdException w:name="List Table 6 Colorful Accent 1" w:uiPriority="51"/>
+    <w:lsdException w:name="Medium Shading 1 Accent 1" w:uiPriority="63"/>
+    <w:lsdException w:name="Grid Table 1 Light Accent 6" w:uiPriority="46"/>
+    <w:lsdException w:name="Plain Text" w:semiHidden="1" w:unhideWhenUsed="1"/>
+    <w:lsdException w:name="index 5" w:semiHidden="1" w:unhideWhenUsed="1"/>
+    <w:lsdException w:name="Smart Link" w:semiHidden="1" w:unhideWhenUsed="1"/>
+    <w:lsdException w:name="Colorful Grid Accent 4" w:uiPriority="73"/>
+    <w:lsdException w:name="List Table 6 Colorful Accent 4" w:uiPriority="51"/>
+    <w:lsdException w:name="List Table 7 Colorful Accent 1" w:uiPriority="52"/>
+    <w:lsdException w:name="index 6" w:semiHidden="1" w:unhideWhenUsed="1"/>
+    <w:lsdException w:name="Medium List 1 Accent 2" w:uiPriority="65"/>
+    <w:lsdException w:name="List Continue 5" w:semiHidden="1" w:unhideWhenUsed="1"/>
+    <w:lsdException w:name="Light Shading" w:uiPriority="60"/>
+    <w:lsdException w:name="envelope address" w:semiHidden="1" w:unhideWhenUsed="1"/>
+    <w:lsdException w:name="Normal (Web)" w:semiHidden="1" w:unhideWhenUsed="1"/>
+    <w:lsdException w:name="Grid Table 1 Light Accent 1" w:uiPriority="46"/>
+    <w:lsdException w:name="Body Text Indent 2" w:semiHidden="1" w:unhideWhenUsed="1"/>
+    <w:lsdException w:name="Table Web 2" w:semiHidden="1" w:unhideWhenUsed="1"/>
+    <w:lsdException w:name="Plain Table 3" w:uiPriority="43"/>
+    <w:lsdException w:name="index 3" w:semiHidden="1" w:unhideWhenUsed="1"/>
+    <w:lsdException w:name="Outline List 2" w:semiHidden="1" w:unhideWhenUsed="1"/>
+    <w:lsdException w:name="List Table 4" w:uiPriority="49"/>
+    <w:lsdException w:name="Intense Quote" w:semiHidden="1" w:unhideWhenUsed="1"/>
+    <w:lsdException w:name="Medium Grid 2 Accent 6" w:uiPriority="68"/>
+    <w:lsdException w:name="List Table 2 Accent 3" w:uiPriority="47"/>
+    <w:lsdException w:name="Light List Accent 4" w:uiPriority="61"/>
+    <w:lsdException w:name="Medium Grid 3" w:uiPriority="69"/>
+    <w:lsdException w:name="Mention" w:semiHidden="1" w:unhideWhenUsed="1"/>
+    <w:lsdException w:name="Table Grid 5" w:semiHidden="1" w:unhideWhenUsed="1"/>
+    <w:lsdException w:name="Medium List 2 Accent 4" w:uiPriority="66"/>
+    <w:lsdException w:name="Medium List 1 Accent 5" w:uiPriority="65"/>
+    <w:lsdException w:name="List Table 2 Accent 4" w:uiPriority="47"/>
+    <w:lsdException w:name="Medium List 2 Accent 1" w:uiPriority="66"/>
+    <w:lsdException w:name="Medium List 2 Accent 3" w:uiPriority="66"/>
+    <w:lsdException w:name="Table Colorful 1" w:semiHidden="1" w:unhideWhenUsed="1"/>
+    <w:lsdException w:name="Table Grid 2" w:semiHidden="1" w:unhideWhenUsed="1"/>
+    <w:lsdException w:name="HTML Keyboard" w:semiHidden="1" w:unhideWhenUsed="1"/>
+    <w:lsdException w:name="Colorful List Accent 5" w:uiPriority="72"/>
     <w:lsdException w:name="Medium Shading 1 Accent 5" w:uiPriority="63"/>
+    <w:lsdException w:name="Grid Table 7 Colorful" w:uiPriority="52"/>
+    <w:lsdException w:name="Colorful Shading Accent 4" w:uiPriority="71"/>
+    <w:lsdException w:name="List Number" w:semiHidden="1" w:unhideWhenUsed="1"/>
+    <w:lsdException w:name="List Table 3 Accent 1" w:uiPriority="48"/>
+    <w:lsdException w:name="Document Map" w:semiHidden="1" w:unhideWhenUsed="1"/>
+    <w:lsdException w:name="Emphasis" w:uiPriority="20" w:qFormat="1"/>
+    <w:lsdException w:name="Smart Hyperlink" w:semiHidden="1" w:unhideWhenUsed="1"/>
+    <w:lsdException w:name="List Table 1 Light Accent 4" w:uiPriority="46"/>
+    <w:lsdException w:name="Table 3D effects 2" w:semiHidden="1" w:unhideWhenUsed="1"/>
+    <w:lsdException w:name="Body Text 2" w:semiHidden="1" w:unhideWhenUsed="1"/>
+    <w:lsdException w:name="HTML Code" w:semiHidden="1" w:unhideWhenUsed="1"/>
+    <w:lsdException w:name="header" w:unhideWhenUsed="1" w:qFormat="1"/>
+    <w:lsdException w:name="Medium Shading 2 Accent 6" w:uiPriority="64"/>
+    <w:lsdException w:name="Table Columns 2" w:semiHidden="1" w:unhideWhenUsed="1"/>
+    <w:lsdException w:name="Colorful Shading Accent 1" w:uiPriority="71"/>
+    <w:lsdException w:name="List Table 3 Accent 4" w:uiPriority="48"/>
+    <w:lsdException w:name="Table Simple 3" w:semiHidden="1" w:unhideWhenUsed="1"/>
+    <w:lsdException w:name="toc 4" w:uiPriority="39" w:semiHidden="1" w:unhideWhenUsed="1"/>
+    <w:lsdException w:name="Plain Table 5" w:uiPriority="45"/>
+    <w:lsdException w:name="Book Title" w:uiPriority="33" w:qFormat="1"/>
+    <w:lsdException w:name="Medium Grid 1 Accent 5" w:uiPriority="67"/>
+    <w:lsdException w:name="Medium Shading 1" w:uiPriority="63"/>
+    <w:lsdException w:name="Medium Shading 2 Accent 1" w:uiPriority="64"/>
+    <w:lsdException w:name="Table Colorful 3" w:semiHidden="1" w:unhideWhenUsed="1"/>
+    <w:lsdException w:name="Bibliography" w:uiPriority="37" w:semiHidden="1" w:unhideWhenUsed="1"/>
+    <w:lsdException w:name="Dark List Accent 1" w:uiPriority="70"/>
+    <w:lsdException w:name="Table Columns 5" w:semiHidden="1" w:unhideWhenUsed="1"/>
+    <w:lsdException w:name="annotation text" w:semiHidden="1" w:unhideWhenUsed="1"/>
+    <w:lsdException w:name="toc 9" w:uiPriority="39" w:semiHidden="1" w:unhideWhenUsed="1"/>
+    <w:lsdException w:name="List Number 2" w:semiHidden="1" w:unhideWhenUsed="1"/>
+    <w:lsdException w:name="HTML Acronym" w:semiHidden="1" w:unhideWhenUsed="1"/>
+    <w:lsdException w:name="Grid Table 3 Accent 5" w:uiPriority="48"/>
+    <w:lsdException w:name="index 9" w:semiHidden="1" w:unhideWhenUsed="1"/>
+    <w:lsdException w:name="Medium List 1" w:uiPriority="65"/>
+    <w:lsdException w:name="Colorful Grid Accent 3" w:uiPriority="73"/>
+    <w:lsdException w:name="List Table 3 Accent 6" w:uiPriority="48"/>
     <w:lsdException w:name="Light Shading Accent 3" w:uiPriority="60"/>
-    <w:lsdException w:name="List Bullet 2" w:semiHidden="1" w:unhideWhenUsed="1"/>
-    <w:lsdException w:name="Medium List 2 Accent 1" w:uiPriority="66"/>
+    <w:lsdException w:name="Medium List 1 Accent 1" w:uiPriority="65"/>
+    <w:lsdException w:name="List Table 6 Colorful Accent 6" w:uiPriority="51"/>
+    <w:lsdException w:name="Colorful Grid Accent 5" w:uiPriority="73"/>
+    <w:lsdException w:name="Medium Shading 1 Accent 6" w:uiPriority="63"/>
+    <w:lsdException w:name="Light Grid" w:uiPriority="62"/>
+    <w:lsdException w:name="List Table 6 Colorful Accent 5" w:uiPriority="51"/>
+    <w:lsdException w:name="index 2" w:semiHidden="1" w:unhideWhenUsed="1"/>
+    <w:lsdException w:name="Closing" w:semiHidden="1" w:unhideWhenUsed="1"/>
+    <w:lsdException w:name="Medium List 1 Accent 6" w:uiPriority="65"/>
+    <w:lsdException w:name="index 7" w:semiHidden="1" w:unhideWhenUsed="1"/>
+    <w:lsdException w:name="List Table 4 Accent 4" w:uiPriority="49"/>
+    <w:lsdException w:name="List 3" w:semiHidden="1" w:unhideWhenUsed="1"/>
+    <w:lsdException w:name="Grid Table Light" w:uiPriority="40"/>
+    <w:lsdException w:name="HTML Bottom of Form" w:semiHidden="1" w:unhideWhenUsed="1"/>
+    <w:lsdException w:name="Medium List 1 Accent 3" w:uiPriority="65"/>
+    <w:lsdException w:name="Table List 1" w:semiHidden="1" w:unhideWhenUsed="1"/>
+    <w:lsdException w:name="Outline List 3" w:semiHidden="1" w:unhideWhenUsed="1"/>
+    <w:lsdException w:name="List Table 4 Accent 1" w:uiPriority="49"/>
+    <w:lsdException w:name="Body Text First Indent" w:semiHidden="1" w:unhideWhenUsed="1"/>
+    <w:lsdException w:name="List 4" w:semiHidden="1" w:unhideWhenUsed="1"/>
+    <w:lsdException w:name="Dark List Accent 2" w:uiPriority="70"/>
+    <w:lsdException w:name="List Bullet 3" w:semiHidden="1" w:unhideWhenUsed="1"/>
+    <w:lsdException w:name="Medium List 1 Accent 4" w:uiPriority="65"/>
+    <w:lsdException w:name="Date" w:semiHidden="1" w:unhideWhenUsed="1"/>
+    <w:lsdException w:name="Light List Accent 6" w:uiPriority="61"/>
+    <w:lsdException w:name="Light List Accent 5" w:uiPriority="61"/>
+    <w:lsdException w:name="Medium List 2 Accent 5" w:uiPriority="66"/>
+    <w:lsdException w:name="Medium Grid 2" w:uiPriority="68"/>
     <w:lsdException w:name="List Bullet 4" w:semiHidden="1" w:unhideWhenUsed="1"/>
-    <w:lsdException w:name="List Table 6 Colorful Accent 5" w:uiPriority="51"/>
-    <w:lsdException w:name="Medium List 1 Accent 1" w:uiPriority="65"/>
-    <w:lsdException w:name="annotation subject" w:semiHidden="1" w:unhideWhenUsed="1"/>
-    <w:lsdException w:name="Table Grid 7" w:semiHidden="1" w:unhideWhenUsed="1"/>
-    <w:lsdException w:name="Table Grid 2" w:semiHidden="1" w:unhideWhenUsed="1"/>
-    <w:lsdException w:name="Table Classic 3" w:semiHidden="1" w:unhideWhenUsed="1"/>
-    <w:lsdException w:name="Medium List 1 Accent 3" w:uiPriority="65"/>
-    <w:lsdException w:name="footer" w:unhideWhenUsed="1" w:qFormat="1"/>
-    <w:lsdException w:name="Grid Table 4 Accent 1" w:uiPriority="49"/>
-    <w:lsdException w:name="Grid Table 4 Accent 4" w:uiPriority="49"/>
-    <w:lsdException w:name="Table Simple 2" w:semiHidden="1" w:unhideWhenUsed="1"/>
-    <w:lsdException w:name="Block Text" w:semiHidden="1" w:unhideWhenUsed="1"/>
-    <w:lsdException w:name="Light Grid Accent 4" w:uiPriority="62"/>
-    <w:lsdException w:name="footnote reference" w:semiHidden="1" w:unhideWhenUsed="1"/>
-    <w:lsdException w:name="Colorful Grid Accent 5" w:uiPriority="73"/>
-    <w:lsdException w:name="Table Classic 1" w:semiHidden="1" w:unhideWhenUsed="1"/>
-    <w:lsdException w:name="List 3" w:semiHidden="1" w:unhideWhenUsed="1"/>
-    <w:lsdException w:name="Medium Grid 2 Accent 1" w:uiPriority="68"/>
-    <w:lsdException w:name="Table List 5" w:semiHidden="1" w:unhideWhenUsed="1"/>
-    <w:lsdException w:name="Light Grid Accent 2" w:uiPriority="62"/>
-    <w:lsdException w:name="toc 9" w:uiPriority="39" w:semiHidden="1" w:unhideWhenUsed="1"/>
-    <w:lsdException w:name="Date" w:semiHidden="1" w:unhideWhenUsed="1"/>
-    <w:lsdException w:name="Table List 7" w:semiHidden="1" w:unhideWhenUsed="1"/>
     <w:lsdException w:name="Outline List 1" w:semiHidden="1" w:unhideWhenUsed="1"/>
-    <w:lsdException w:name="List Bullet 3" w:semiHidden="1" w:unhideWhenUsed="1"/>
+    <w:lsdException w:name="Table Grid 6" w:semiHidden="1" w:unhideWhenUsed="1"/>
+    <w:lsdException w:name="Table Elegant" w:semiHidden="1" w:unhideWhenUsed="1"/>
+    <w:lsdException w:name="Grid Table 6 Colorful Accent 2" w:uiPriority="51"/>
+    <w:lsdException w:name="List Paragraph" w:uiPriority="34" w:qFormat="1"/>
+    <w:lsdException w:name="Table List 4" w:semiHidden="1" w:unhideWhenUsed="1"/>
+    <w:lsdException w:name="Table Grid 3" w:semiHidden="1" w:unhideWhenUsed="1"/>
+    <w:lsdException w:name="Subtle Reference" w:uiPriority="31" w:qFormat="1"/>
     <w:lsdException w:name="Medium List 2 Accent 2" w:uiPriority="66"/>
-    <w:lsdException w:name="Colorful List Accent 1" w:uiPriority="72"/>
-    <w:lsdException w:name="Grid Table 7 Colorful" w:uiPriority="52"/>
-    <w:lsdException w:name="Body Text Indent 3" w:semiHidden="1" w:unhideWhenUsed="1"/>
-    <w:lsdException w:name="Medium Grid 2 Accent 4" w:uiPriority="68"/>
-    <w:lsdException w:name="Table List 2" w:semiHidden="1" w:unhideWhenUsed="1"/>
-    <w:lsdException w:name="Grid Table 5 Dark Accent 4" w:uiPriority="50"/>
-    <w:lsdException w:name="Light Grid Accent 5" w:uiPriority="62"/>
-    <w:lsdException w:name="Table Simple 1" w:semiHidden="1" w:unhideWhenUsed="1"/>
-    <w:lsdException w:name="Medium Grid 2 Accent 2" w:uiPriority="68"/>
-    <w:lsdException w:name="Colorful Shading Accent 2" w:uiPriority="71"/>
+    <w:lsdException w:name="Table Classic 4" w:semiHidden="1" w:unhideWhenUsed="1"/>
+    <w:lsdException w:name="Title" w:uiPriority="10" w:qFormat="1"/>
+    <w:lsdException w:name="List Table 1 Light Accent 5" w:uiPriority="46"/>
     <w:lsdException w:name="Colorful Shading Accent 5" w:uiPriority="71"/>
-    <w:lsdException w:name="index 2" w:semiHidden="1" w:unhideWhenUsed="1"/>
-    <w:lsdException w:name="Grid Table 1 Light Accent 5" w:uiPriority="46"/>
-    <w:lsdException w:name="Dark List Accent 4" w:uiPriority="70"/>
-    <w:lsdException w:name="Grid Table 3 Accent 5" w:uiPriority="48"/>
-    <w:lsdException w:name="HTML Code" w:semiHidden="1" w:unhideWhenUsed="1"/>
-    <w:lsdException w:name="Medium List 2 Accent 4" w:uiPriority="66"/>
-    <w:lsdException w:name="HTML Address" w:semiHidden="1" w:unhideWhenUsed="1"/>
-    <w:lsdException w:name="Intense Reference" w:uiPriority="32" w:qFormat="1"/>
-    <w:lsdException w:name="Colorful List Accent 2" w:uiPriority="72"/>
-    <w:lsdException w:name="table of authorities" w:semiHidden="1" w:unhideWhenUsed="1"/>
-    <w:lsdException w:name="Grid Table 2 Accent 6" w:uiPriority="47"/>
-    <w:lsdException w:name="List Table 1 Light Accent 4" w:uiPriority="46"/>
-    <w:lsdException w:name="Dark List Accent 1" w:uiPriority="70"/>
-    <w:lsdException w:name="Strong" w:uiPriority="22" w:qFormat="1"/>
-    <w:lsdException w:name="Quote" w:semiHidden="1" w:unhideWhenUsed="1"/>
-    <w:lsdException w:name="Grid Table 3 Accent 3" w:uiPriority="48"/>
-    <w:lsdException w:name="index 1" w:semiHidden="1" w:unhideWhenUsed="1"/>
-    <w:lsdException w:name="List Continue 3" w:semiHidden="1" w:unhideWhenUsed="1"/>
-    <w:lsdException w:name="Colorful List Accent 4" w:uiPriority="72"/>
-    <w:lsdException w:name="Subtle Emphasis" w:uiPriority="19" w:qFormat="1"/>
     <w:lsdException w:name="Medium Grid 3 Accent 2" w:uiPriority="69"/>
-    <w:lsdException w:name="heading 5" w:uiPriority="9" w:semiHidden="1" w:unhideWhenUsed="1" w:qFormat="1"/>
-    <w:lsdException w:name="Message Header" w:semiHidden="1" w:unhideWhenUsed="1"/>
-    <w:lsdException w:name="List Table 2" w:uiPriority="47"/>
-    <w:lsdException w:name="Table Subtle 2" w:semiHidden="1" w:unhideWhenUsed="1"/>
-    <w:lsdException w:name="Body Text 2" w:semiHidden="1" w:unhideWhenUsed="1"/>
-    <w:lsdException w:name="List Table 4" w:uiPriority="49"/>
-    <w:lsdException w:name="Table Columns 1" w:semiHidden="1" w:unhideWhenUsed="1"/>
-    <w:lsdException w:name="List" w:semiHidden="1" w:unhideWhenUsed="1"/>
-    <w:lsdException w:name="List Paragraph" w:uiPriority="34" w:qFormat="1"/>
-    <w:lsdException w:name="index 8" w:semiHidden="1" w:unhideWhenUsed="1"/>
-    <w:lsdException w:name="TOC Heading" w:uiPriority="39" w:semiHidden="1" w:unhideWhenUsed="1" w:qFormat="1"/>
-    <w:lsdException w:name="Medium Grid 1" w:uiPriority="67"/>
-    <w:lsdException w:name="Table Web 1" w:semiHidden="1" w:unhideWhenUsed="1"/>
-    <w:lsdException w:name="endnote text" w:semiHidden="1" w:unhideWhenUsed="1"/>
-    <w:lsdException w:name="List Table 7 Colorful Accent 5" w:uiPriority="52"/>
-    <w:lsdException w:name="Grid Table 3 Accent 4" w:uiPriority="48"/>
-    <w:lsdException w:name="Body Text Indent 2" w:semiHidden="1" w:unhideWhenUsed="1"/>
-    <w:lsdException w:name="Grid Table 3 Accent 6" w:uiPriority="48"/>
-    <w:lsdException w:name="Medium Shading 2 Accent 5" w:uiPriority="64"/>
-    <w:lsdException w:name="Medium Grid 3 Accent 4" w:uiPriority="69"/>
-    <w:lsdException w:name="List Table 3 Accent 1" w:uiPriority="48"/>
-    <w:lsdException w:name="HTML Preformatted" w:semiHidden="1" w:unhideWhenUsed="1" w:qFormat="1"/>
-    <w:lsdException w:name="toc 6" w:uiPriority="39" w:semiHidden="1" w:unhideWhenUsed="1"/>
-    <w:lsdException w:name="toc 1" w:uiPriority="39" w:semiHidden="1" w:unhideWhenUsed="1"/>
-    <w:lsdException w:name="Body Text" w:semiHidden="1" w:unhideWhenUsed="1"/>
-    <w:lsdException w:name="toc 3" w:uiPriority="39" w:semiHidden="1" w:unhideWhenUsed="1"/>
-    <w:lsdException w:name="Grid Table 1 Light Accent 2" w:uiPriority="46"/>
-    <w:lsdException w:name="Light Grid Accent 3" w:uiPriority="62"/>
-    <w:lsdException w:name="List Table 5 Dark Accent 4" w:uiPriority="50"/>
-    <w:lsdException w:name="Grid Table 4" w:uiPriority="49"/>
-    <w:lsdException w:name="Light List Accent 4" w:uiPriority="61"/>
-    <w:lsdException w:name="List Number 3" w:semiHidden="1" w:unhideWhenUsed="1"/>
-    <w:lsdException w:name="index heading" w:semiHidden="1" w:unhideWhenUsed="1"/>
-    <w:lsdException w:name="Medium Grid 2" w:uiPriority="68"/>
-    <w:lsdException w:name="endnote reference" w:semiHidden="1" w:unhideWhenUsed="1"/>
-    <w:lsdException w:name="Grid Table 7 Colorful Accent 1" w:uiPriority="52"/>
-    <w:lsdException w:name="heading 8" w:uiPriority="9" w:semiHidden="1" w:unhideWhenUsed="1" w:qFormat="1"/>
-    <w:lsdException w:name="Grid Table 2 Accent 5" w:uiPriority="47"/>
-    <w:lsdException w:name="HTML Cite" w:semiHidden="1" w:unhideWhenUsed="1"/>
-    <w:lsdException w:name="annotation reference" w:semiHidden="1" w:unhideWhenUsed="1"/>
-    <w:lsdException w:name="page number" w:semiHidden="1" w:unhideWhenUsed="1"/>
-    <w:lsdException w:name="Medium Grid 3 Accent 3" w:uiPriority="69"/>
-    <w:lsdException w:name="Dark List Accent 2" w:uiPriority="70"/>
+    <w:lsdException w:name="Colorful List" w:uiPriority="72"/>
+    <w:lsdException w:name="Table Grid 8" w:semiHidden="1" w:unhideWhenUsed="1"/>
+    <w:lsdException w:name="footnote text" w:semiHidden="1" w:unhideWhenUsed="1"/>
+    <w:lsdException w:name="Table Columns 3" w:semiHidden="1" w:unhideWhenUsed="1"/>
+    <w:lsdException w:name="Grid Table 2 Accent 1" w:uiPriority="47"/>
     <w:lsdException w:name="Medium Grid 3 Accent 1" w:uiPriority="69"/>
-    <w:lsdException w:name="envelope address" w:semiHidden="1" w:unhideWhenUsed="1"/>
-    <w:lsdException w:name="List Continue 4" w:semiHidden="1" w:unhideWhenUsed="1"/>
-    <w:lsdException w:name="Emphasis" w:uiPriority="20" w:qFormat="1"/>
-    <w:lsdException w:name="Table List 8" w:semiHidden="1" w:unhideWhenUsed="1"/>
-    <w:lsdException w:name="List Table 3 Accent 2" w:uiPriority="48"/>
-    <w:lsdException w:name="Table List 3" w:semiHidden="1" w:unhideWhenUsed="1"/>
-    <w:lsdException w:name="Signature" w:semiHidden="1" w:unhideWhenUsed="1"/>
-    <w:lsdException w:name="Plain Table 3" w:uiPriority="43"/>
-    <w:lsdException w:name="header" w:unhideWhenUsed="1" w:qFormat="1"/>
-    <w:lsdException w:name="index 7" w:semiHidden="1" w:unhideWhenUsed="1"/>
-    <w:lsdException w:name="Table 3D effects 2" w:semiHidden="1" w:unhideWhenUsed="1"/>
-    <w:lsdException w:name="Grid Table 7 Colorful Accent 6" w:uiPriority="52"/>
-    <w:lsdException w:name="Medium Shading 2 Accent 2" w:uiPriority="64"/>
-    <w:lsdException w:name="List Table 7 Colorful Accent 2" w:uiPriority="52"/>
-    <w:lsdException w:name="Grid Table 7 Colorful Accent 4" w:uiPriority="52"/>
-    <w:lsdException w:name="Light List" w:uiPriority="61"/>
-    <w:lsdException w:name="Colorful Shading Accent 3" w:uiPriority="71"/>
-    <w:lsdException w:name="List Table 2 Accent 2" w:uiPriority="47"/>
-    <w:lsdException w:name="List Table 5 Dark Accent 2" w:uiPriority="50"/>
-    <w:lsdException w:name="No List" w:semiHidden="1" w:unhideWhenUsed="1"/>
-    <w:lsdException w:name="Salutation" w:semiHidden="1" w:unhideWhenUsed="1"/>
-    <w:lsdException w:name="HTML Sample" w:semiHidden="1" w:unhideWhenUsed="1"/>
-    <w:lsdException w:name="List Number 4" w:semiHidden="1" w:unhideWhenUsed="1"/>
-    <w:lsdException w:name="List Table 4 Accent 4" w:uiPriority="49"/>
-    <w:lsdException w:name="Grid Table 5 Dark Accent 6" w:uiPriority="50"/>
-    <w:lsdException w:name="Grid Table 6 Colorful Accent 2" w:uiPriority="51"/>
-    <w:lsdException w:name="No Spacing" w:semiHidden="1" w:unhideWhenUsed="1"/>
-    <w:lsdException w:name="Light List Accent 6" w:uiPriority="61"/>
-    <w:lsdException w:name="List Continue 2" w:semiHidden="1" w:unhideWhenUsed="1"/>
-    <w:lsdException w:name="Grid Table 4 Accent 2" w:uiPriority="49"/>
-    <w:lsdException w:name="Table Simple 3" w:semiHidden="1" w:unhideWhenUsed="1"/>
-    <w:lsdException w:name="Grid Table 4 Accent 5" w:uiPriority="49"/>
-    <w:lsdException w:name="Colorful Grid Accent 6" w:uiPriority="73"/>
-    <w:lsdException w:name="List Table 5 Dark" w:uiPriority="50"/>
-    <w:lsdException w:name="Note Heading" w:semiHidden="1" w:unhideWhenUsed="1"/>
-    <w:lsdException w:name="heading 2" w:uiPriority="9" w:semiHidden="1" w:unhideWhenUsed="1" w:qFormat="1"/>
-    <w:lsdException w:name="Table Grid 8" w:semiHidden="1" w:unhideWhenUsed="1"/>
-    <w:lsdException w:name="List Table 1 Light Accent 6" w:uiPriority="46"/>
-    <w:lsdException w:name="Colorful Grid Accent 3" w:uiPriority="73"/>
-    <w:lsdException w:name="List Table 2 Accent 1" w:uiPriority="47"/>
-    <w:lsdException w:name="Medium Grid 1 Accent 1" w:uiPriority="67"/>
-    <w:lsdException w:name="Hashtag" w:semiHidden="1" w:unhideWhenUsed="1"/>
-    <w:lsdException w:name="Table Colorful 2" w:semiHidden="1" w:unhideWhenUsed="1"/>
-    <w:lsdException w:name="Medium Shading 1 Accent 2" w:uiPriority="63"/>
-    <w:lsdException w:name="Colorful List" w:uiPriority="72"/>
-    <w:lsdException w:name="List Table 4 Accent 5" w:uiPriority="49"/>
-    <w:lsdException w:name="List Table 4 Accent 2" w:uiPriority="49"/>
-    <w:lsdException w:name="Table Grid 3" w:semiHidden="1" w:unhideWhenUsed="1"/>
-    <w:lsdException w:name="Light List Accent 1" w:uiPriority="61"/>
-    <w:lsdException w:name="Light Grid Accent 6" w:uiPriority="62"/>
-    <w:lsdException w:name="List Number 2" w:semiHidden="1" w:unhideWhenUsed="1"/>
-    <w:lsdException w:name="Hyperlink" w:semiHidden="1" w:unhideWhenUsed="1"/>
-    <w:lsdException w:name="List Bullet" w:semiHidden="1" w:unhideWhenUsed="1"/>
-    <w:lsdException w:name="table of figures" w:semiHidden="1" w:unhideWhenUsed="1"/>
-    <w:lsdException w:name="Light List Accent 3" w:uiPriority="61"/>
-    <w:lsdException w:name="Medium List 1 Accent 4" w:uiPriority="65"/>
-    <w:lsdException w:name="List Table 7 Colorful" w:uiPriority="52"/>
-    <w:lsdException w:name="List Table 1 Light Accent 5" w:uiPriority="46"/>
-    <w:lsdException w:name="Medium Grid 1 Accent 4" w:uiPriority="67"/>
-    <w:lsdException w:name="Mention" w:semiHidden="1" w:unhideWhenUsed="1"/>
+    <w:lsdException w:name="Table 3D effects 1" w:semiHidden="1" w:unhideWhenUsed="1"/>
     <w:lsdException w:name="List Table 1 Light Accent 3" w:uiPriority="46"/>
-    <w:lsdException w:name="Light Grid Accent 1" w:uiPriority="62"/>
-    <w:lsdException w:name="HTML Typewriter" w:semiHidden="1" w:unhideWhenUsed="1"/>
-    <w:lsdException w:name="HTML Top of Form" w:semiHidden="1" w:unhideWhenUsed="1"/>
-    <w:lsdException w:name="Light Shading Accent 1" w:uiPriority="60"/>
-    <w:lsdException w:name="Table Colorful 3" w:semiHidden="1" w:unhideWhenUsed="1"/>
-    <w:lsdException w:name="Light Grid" w:uiPriority="62"/>
-    <w:lsdException w:name="Colorful List Accent 5" w:uiPriority="72"/>
-    <w:lsdException w:name="List Table 6 Colorful Accent 2" w:uiPriority="51"/>
-    <w:lsdException w:name="Plain Table 5" w:uiPriority="45"/>
-    <w:lsdException w:name="Table Grid 5" w:semiHidden="1" w:unhideWhenUsed="1"/>
-    <w:lsdException w:name="Medium Shading 1 Accent 3" w:uiPriority="63"/>
-    <w:lsdException w:name="Medium Grid 2 Accent 5" w:uiPriority="68"/>
-    <w:lsdException w:name="Medium Shading 1 Accent 1" w:uiPriority="63"/>
-    <w:lsdException w:name="Body Text Indent" w:semiHidden="1" w:unhideWhenUsed="1"/>
-    <w:lsdException w:name="line number" w:semiHidden="1" w:unhideWhenUsed="1"/>
-    <w:lsdException w:name="Grid Table 4 Accent 3" w:uiPriority="49"/>
-    <w:lsdException w:name="Table Subtle 1" w:semiHidden="1" w:unhideWhenUsed="1"/>
-    <w:lsdException w:name="Table Web 2" w:semiHidden="1" w:unhideWhenUsed="1"/>
-    <w:lsdException w:name="Medium List 1 Accent 5" w:uiPriority="65"/>
-    <w:lsdException w:name="Grid Table 5 Dark Accent 1" w:uiPriority="50"/>
-    <w:lsdException w:name="Table Contemporary" w:semiHidden="1" w:unhideWhenUsed="1"/>
-    <w:lsdException w:name="Table Columns 3" w:semiHidden="1" w:unhideWhenUsed="1"/>
-    <w:lsdException w:name="Outline List 3" w:semiHidden="1" w:unhideWhenUsed="1"/>
-    <w:lsdException w:name="Medium Shading 1 Accent 4" w:uiPriority="63"/>
-    <w:lsdException w:name="footnote text" w:semiHidden="1" w:unhideWhenUsed="1"/>
-    <w:lsdException w:name="Table Colorful 1" w:semiHidden="1" w:unhideWhenUsed="1"/>
-    <w:lsdException w:name="List Table 1 Light Accent 2" w:uiPriority="46"/>
-    <w:lsdException w:name="Light Shading Accent 2" w:uiPriority="60"/>
-    <w:lsdException w:name="toc 2" w:uiPriority="39" w:semiHidden="1" w:unhideWhenUsed="1"/>
-    <w:lsdException w:name="Grid Table 1 Light Accent 6" w:uiPriority="46"/>
-    <w:lsdException w:name="Grid Table 1 Light Accent 1" w:uiPriority="46"/>
-    <w:lsdException w:name="toc 4" w:uiPriority="39" w:semiHidden="1" w:unhideWhenUsed="1"/>
-    <w:lsdException w:name="Grid Table 1 Light Accent 4" w:uiPriority="46"/>
-    <w:lsdException w:name="Grid Table Light" w:uiPriority="40"/>
-    <w:lsdException w:name="Table Elegant" w:semiHidden="1" w:unhideWhenUsed="1"/>
-    <w:lsdException w:name="Medium List 2 Accent 5" w:uiPriority="66"/>
-    <w:lsdException w:name="Light List Accent 5" w:uiPriority="61"/>
-    <w:lsdException w:name="Normal Table" w:semiHidden="1" w:unhideWhenUsed="1" w:qFormat="1"/>
-    <w:lsdException w:name="List Table 6 Colorful Accent 1" w:uiPriority="51"/>
-    <w:lsdException w:name="Colorful List Accent 6" w:uiPriority="72"/>
-    <w:lsdException w:name="Medium List 1 Accent 2" w:uiPriority="65"/>
-    <w:lsdException w:name="Light Shading Accent 4" w:uiPriority="60"/>
-    <w:lsdException w:name="Normal Indent" w:semiHidden="1" w:unhideWhenUsed="1"/>
-    <w:lsdException w:name="Medium Shading 1 Accent 6" w:uiPriority="63"/>
-    <w:lsdException w:name="Medium Grid 2 Accent 6" w:uiPriority="68"/>
-    <w:lsdException w:name="Dark List Accent 3" w:uiPriority="70"/>
-    <w:lsdException w:name="HTML Keyboard" w:semiHidden="1" w:unhideWhenUsed="1"/>
-    <w:lsdException w:name="Colorful List Accent 3" w:uiPriority="72"/>
-    <w:lsdException w:name="Medium Grid 3 Accent 6" w:uiPriority="69"/>
-    <w:lsdException w:name="List Table 3 Accent 3" w:uiPriority="48"/>
-    <w:lsdException w:name="Bibliography" w:uiPriority="37" w:semiHidden="1" w:unhideWhenUsed="1"/>
-    <w:lsdException w:name="Document Map" w:semiHidden="1" w:unhideWhenUsed="1"/>
-    <w:lsdException w:name="List Table 3 Accent 5" w:uiPriority="48"/>
-    <w:lsdException w:name="Table 3D effects 1" w:semiHidden="1" w:unhideWhenUsed="1"/>
-    <w:lsdException w:name="HTML Bottom of Form" w:semiHidden="1" w:unhideWhenUsed="1"/>
-    <w:lsdException w:name="List Table 2 Accent 3" w:uiPriority="47"/>
-    <w:lsdException w:name="List Table 2 Accent 4" w:uiPriority="47"/>
-    <w:lsdException w:name="Table Columns 5" w:semiHidden="1" w:unhideWhenUsed="1"/>
-    <w:lsdException w:name="index 4" w:semiHidden="1" w:unhideWhenUsed="1"/>
-    <w:lsdException w:name="Table Columns 2" w:semiHidden="1" w:unhideWhenUsed="1"/>
-    <w:lsdException w:name="Grid Table 7 Colorful Accent 5" w:uiPriority="52"/>
-    <w:lsdException w:name="index 9" w:semiHidden="1" w:unhideWhenUsed="1"/>
-    <w:lsdException w:name="Intense Quote" w:semiHidden="1" w:unhideWhenUsed="1"/>
-    <w:lsdException w:name="Table List 6" w:semiHidden="1" w:unhideWhenUsed="1"/>
-    <w:lsdException w:name="Grid Table 7 Colorful Accent 3" w:uiPriority="52"/>
-    <w:lsdException w:name="Closing" w:semiHidden="1" w:unhideWhenUsed="1"/>
-    <w:lsdException w:name="List Table 5 Dark Accent 1" w:uiPriority="50"/>
-    <w:lsdException w:name="Medium List 2 Accent 3" w:uiPriority="66"/>
-    <w:lsdException w:name="HTML Variable" w:semiHidden="1" w:unhideWhenUsed="1"/>
-    <w:lsdException w:name="toc 5" w:uiPriority="39" w:semiHidden="1" w:unhideWhenUsed="1"/>
-    <w:lsdException w:name="Medium Grid 3 Accent 5" w:uiPriority="69"/>
-    <w:lsdException w:name="Medium Shading 2" w:uiPriority="64"/>
-    <w:lsdException w:name="Grid Table 1 Light Accent 3" w:uiPriority="46"/>
-    <w:lsdException w:name="toc 7" w:uiPriority="39" w:semiHidden="1" w:unhideWhenUsed="1"/>
-    <w:lsdException w:name="Medium List 2 Accent 6" w:uiPriority="66"/>
-    <w:lsdException w:name="toa heading" w:semiHidden="1" w:unhideWhenUsed="1"/>
-    <w:lsdException w:name="Grid Table 6 Colorful Accent 1" w:uiPriority="51"/>
-    <w:lsdException w:name="List Bullet 5" w:semiHidden="1" w:unhideWhenUsed="1"/>
-    <w:lsdException w:name="Grid Table 6 Colorful Accent 4" w:uiPriority="51"/>
-    <w:lsdException w:name="Grid Table 6 Colorful Accent 3" w:uiPriority="51"/>
-    <w:lsdException w:name="Grid Table 2" w:uiPriority="47"/>
-    <w:lsdException w:name="index 3" w:semiHidden="1" w:unhideWhenUsed="1"/>
-    <w:lsdException w:name="List Table 3 Accent 4" w:uiPriority="48"/>
-    <w:lsdException w:name="Grid Table 7 Colorful Accent 2" w:uiPriority="52"/>
-    <w:lsdException w:name="Balloon Text" w:semiHidden="1" w:unhideWhenUsed="1"/>
-    <w:lsdException w:name="Title" w:uiPriority="10" w:qFormat="1"/>
-    <w:lsdException w:name="List Continue 5" w:semiHidden="1" w:unhideWhenUsed="1"/>
-    <w:lsdException w:name="List Table 3 Accent 6" w:uiPriority="48"/>
-    <w:lsdException w:name="Colorful Shading Accent 6" w:uiPriority="71"/>
-    <w:lsdException w:name="Normal" w:uiPriority="0" w:qFormat="1"/>
-    <w:lsdException w:name="Normal (Web)" w:semiHidden="1" w:unhideWhenUsed="1"/>
-    <w:lsdException w:name="Table Web 3" w:semiHidden="1" w:unhideWhenUsed="1"/>
-    <w:lsdException w:name="Table Theme" w:semiHidden="1" w:unhideWhenUsed="1"/>
-    <w:lsdException w:name="index 6" w:semiHidden="1" w:unhideWhenUsed="1"/>
-    <w:lsdException w:name="Table 3D effects 3" w:semiHidden="1" w:unhideWhenUsed="1"/>
-    <w:lsdException w:name="Book Title" w:uiPriority="33" w:qFormat="1"/>
-    <w:lsdException w:name="annotation text" w:semiHidden="1" w:unhideWhenUsed="1"/>
-    <w:lsdException w:name="toc 8" w:uiPriority="39" w:semiHidden="1" w:unhideWhenUsed="1"/>
-    <w:lsdException w:name="Subtitle" w:uiPriority="11" w:qFormat="1"/>
-    <w:lsdException w:name="List 4" w:semiHidden="1" w:unhideWhenUsed="1"/>
-    <w:lsdException w:name="List Table 2 Accent 6" w:uiPriority="47"/>
-    <w:lsdException w:name="Medium Grid 1 Accent 2" w:uiPriority="67"/>
-    <w:lsdException w:name="Body Text First Indent" w:semiHidden="1" w:unhideWhenUsed="1"/>
-    <w:lsdException w:name="Medium Shading 1" w:uiPriority="63"/>
-    <w:lsdException w:name="Table List 4" w:semiHidden="1" w:unhideWhenUsed="1"/>
-    <w:lsdException w:name="List Table 5 Dark Accent 6" w:uiPriority="50"/>
-    <w:lsdException w:name="Dark List Accent 6" w:uiPriority="70"/>
-    <w:lsdException w:name="Smart Link" w:semiHidden="1" w:unhideWhenUsed="1"/>
-    <w:lsdException w:name="Table Professional" w:semiHidden="1" w:unhideWhenUsed="1"/>
-    <w:lsdException w:name="List Table 5 Dark Accent 3" w:uiPriority="50"/>
-    <w:lsdException w:name="List Table 4 Accent 6" w:uiPriority="49"/>
-    <w:lsdException w:name="Grid Table 1 Light" w:uiPriority="46"/>
-    <w:lsdException w:name="Grid Table 6 Colorful Accent 6" w:uiPriority="51"/>
-    <w:lsdException w:name="heading 6" w:uiPriority="9" w:semiHidden="1" w:unhideWhenUsed="1" w:qFormat="1"/>
-    <w:lsdException w:name="List Number 5" w:semiHidden="1" w:unhideWhenUsed="1"/>
-    <w:lsdException w:name="Grid Table 3 Accent 1" w:uiPriority="48"/>
-    <w:lsdException w:name="caption" w:uiPriority="35" w:semiHidden="1" w:unhideWhenUsed="1" w:qFormat="1"/>
-    <w:lsdException w:name="Light Shading" w:uiPriority="60"/>
-    <w:lsdException w:name="Light List Accent 2" w:uiPriority="61"/>
-    <w:lsdException w:name="Intense Emphasis" w:uiPriority="21" w:qFormat="1"/>
-    <w:lsdException w:name="Grid Table 2 Accent 2" w:uiPriority="47"/>
-    <w:lsdException w:name="Table List 1" w:semiHidden="1" w:unhideWhenUsed="1"/>
-    <w:lsdException w:name="Colorful Grid" w:uiPriority="73"/>
   </w:latentStyles>
   <w:style w:type="paragraph" w:styleId="00000f">
     <w:name w:val="Subtitle"/>
@@ -3261,58 +2943,6 @@
       <w:sz w:val="32"/>
       <w:szCs w:val="32"/>
     </w:rPr>
-  </w:style>
-  <w:style w:type="character" w:styleId="00000e" w:customStyle="1">
-    <w:name w:val="页眉 字符"/>
-    <w:basedOn w:val="000008"/>
-    <w:link w:val="00000d"/>
-    <w:uiPriority w:val="99"/>
-    <w:qFormat w:val="1"/>
-    <w:rPr>
-      <w:sz w:val="18"/>
-      <w:szCs w:val="18"/>
-    </w:rPr>
-  </w:style>
-  <w:style w:type="paragraph" w:styleId="00000d">
-    <w:name w:val="header"/>
-    <w:basedOn w:val="000007"/>
-    <w:link w:val="00000e"/>
-    <w:uiPriority w:val="99"/>
-    <w:unhideWhenUsed w:val="1"/>
-    <w:qFormat w:val="1"/>
-    <w:pPr>
-      <w:tabs>
-        <w:tab w:val="center" w:pos="4153"/>
-        <w:tab w:val="right" w:pos="8306"/>
-      </w:tabs>
-      <w:snapToGrid w:val="0"/>
-      <w:jc w:val="center"/>
-    </w:pPr>
-    <w:rPr>
-      <w:sz w:val="18"/>
-      <w:szCs w:val="18"/>
-    </w:rPr>
-  </w:style>
-  <w:style w:type="numbering" w:styleId="00000a" w:default="1">
-    <w:name w:val="No List"/>
-    <w:uiPriority w:val="99"/>
-    <w:semiHidden w:val="1"/>
-    <w:unhideWhenUsed w:val="1"/>
-  </w:style>
-  <w:style w:type="table" w:styleId="000009" w:default="1">
-    <w:name w:val="Normal Table"/>
-    <w:uiPriority w:val="99"/>
-    <w:semiHidden w:val="1"/>
-    <w:unhideWhenUsed w:val="1"/>
-    <w:tblPr>
-      <w:tblInd w:w="0" w:type="dxa"/>
-      <w:tblCellMar>
-        <w:top w:w="0" w:type="dxa"/>
-        <w:left w:w="108" w:type="dxa"/>
-        <w:bottom w:w="0" w:type="dxa"/>
-        <w:right w:w="108" w:type="dxa"/>
-      </w:tblCellMar>
-    </w:tblPr>
   </w:style>
   <w:style w:type="paragraph" w:styleId="000011">
     <w:name w:val="HTML Preformatted"/>
@@ -3348,6 +2978,12 @@
       <w:sz w:val="24"/>
     </w:rPr>
   </w:style>
+  <w:style w:type="numbering" w:styleId="00000a" w:default="1">
+    <w:name w:val="No List"/>
+    <w:uiPriority w:val="99"/>
+    <w:semiHidden w:val="1"/>
+    <w:unhideWhenUsed w:val="1"/>
+  </w:style>
   <w:style w:type="character" w:styleId="00000c" w:customStyle="1">
     <w:name w:val="页脚 字符"/>
     <w:basedOn w:val="000008"/>
@@ -3358,6 +2994,12 @@
       <w:sz w:val="18"/>
       <w:szCs w:val="18"/>
     </w:rPr>
+  </w:style>
+  <w:style w:type="character" w:styleId="000008" w:default="1">
+    <w:name w:val="Default Paragraph Font"/>
+    <w:uiPriority w:val="1"/>
+    <w:semiHidden w:val="1"/>
+    <w:unhideWhenUsed w:val="1"/>
   </w:style>
   <w:style w:type="character" w:styleId="000010" w:customStyle="1">
     <w:name w:val="副标题 字符"/>
@@ -3374,11 +3016,55 @@
       <w14:ligatures w14:val="none"/>
     </w:rPr>
   </w:style>
-  <w:style w:type="character" w:styleId="000008" w:default="1">
-    <w:name w:val="Default Paragraph Font"/>
-    <w:uiPriority w:val="1"/>
+  <w:style w:type="paragraph" w:styleId="000013" w:customStyle="1">
+    <w:name w:val="xl22"/>
+    <w:basedOn w:val="000007"/>
+    <w:qFormat w:val="1"/>
+    <w:pPr>
+      <w:widowControl w:val="1"/>
+      <w:spacing w:before="100" w:beforeAutospacing="1" w:after="100" w:afterAutospacing="1"/>
+      <w:jc w:val="center"/>
+    </w:pPr>
+    <w:rPr>
+      <w:rFonts w:ascii="宋体" w:hAnsi="宋体"/>
+      <w:kern w:val="0"/>
+      <w:sz w:val="24"/>
+    </w:rPr>
+  </w:style>
+  <w:style w:type="paragraph" w:styleId="00000d">
+    <w:name w:val="header"/>
+    <w:basedOn w:val="000007"/>
+    <w:link w:val="00000e"/>
+    <w:uiPriority w:val="99"/>
+    <w:unhideWhenUsed w:val="1"/>
+    <w:qFormat w:val="1"/>
+    <w:pPr>
+      <w:tabs>
+        <w:tab w:val="center" w:pos="4153"/>
+        <w:tab w:val="right" w:pos="8306"/>
+      </w:tabs>
+      <w:snapToGrid w:val="0"/>
+      <w:jc w:val="center"/>
+    </w:pPr>
+    <w:rPr>
+      <w:sz w:val="18"/>
+      <w:szCs w:val="18"/>
+    </w:rPr>
+  </w:style>
+  <w:style w:type="table" w:styleId="000009" w:default="1">
+    <w:name w:val="Normal Table"/>
+    <w:uiPriority w:val="99"/>
     <w:semiHidden w:val="1"/>
     <w:unhideWhenUsed w:val="1"/>
+    <w:tblPr>
+      <w:tblInd w:w="0" w:type="dxa"/>
+      <w:tblCellMar>
+        <w:top w:w="0" w:type="dxa"/>
+        <w:left w:w="108" w:type="dxa"/>
+        <w:bottom w:w="0" w:type="dxa"/>
+        <w:right w:w="108" w:type="dxa"/>
+      </w:tblCellMar>
+    </w:tblPr>
   </w:style>
   <w:style w:type="table" w:styleId="000012">
     <w:name w:val="Table Grid"/>
@@ -3395,19 +3081,6 @@
         <w:insideV w:val="single" w:color="auto" w:sz="4" w:space="0"/>
       </w:tblBorders>
     </w:tblPr>
-  </w:style>
-  <w:style w:type="paragraph" w:styleId="000007" w:default="1">
-    <w:name w:val="Normal"/>
-    <w:qFormat w:val="1"/>
-    <w:pPr>
-      <w:widowControl w:val="0"/>
-      <w:jc w:val="both"/>
-    </w:pPr>
-    <w:rPr>
-      <w:kern w:val="2"/>
-      <w:sz w:val="21"/>
-      <w:szCs w:val="24"/>
-    </w:rPr>
   </w:style>
   <w:style w:type="paragraph" w:styleId="000014">
     <w:name w:val="List Paragraph"/>
@@ -3437,19 +3110,28 @@
       <w:szCs w:val="18"/>
     </w:rPr>
   </w:style>
-  <w:style w:type="paragraph" w:styleId="000013" w:customStyle="1">
-    <w:name w:val="xl22"/>
-    <w:basedOn w:val="000007"/>
+  <w:style w:type="paragraph" w:styleId="000007" w:default="1">
+    <w:name w:val="Normal"/>
     <w:qFormat w:val="1"/>
     <w:pPr>
-      <w:widowControl w:val="1"/>
-      <w:spacing w:before="100" w:beforeAutospacing="1" w:after="100" w:afterAutospacing="1"/>
-      <w:jc w:val="center"/>
+      <w:widowControl w:val="0"/>
+      <w:jc w:val="both"/>
     </w:pPr>
     <w:rPr>
-      <w:rFonts w:ascii="宋体" w:hAnsi="宋体"/>
-      <w:kern w:val="0"/>
-      <w:sz w:val="24"/>
+      <w:kern w:val="2"/>
+      <w:sz w:val="21"/>
+      <w:szCs w:val="24"/>
+    </w:rPr>
+  </w:style>
+  <w:style w:type="character" w:styleId="00000e" w:customStyle="1">
+    <w:name w:val="页眉 字符"/>
+    <w:basedOn w:val="000008"/>
+    <w:link w:val="00000d"/>
+    <w:uiPriority w:val="99"/>
+    <w:qFormat w:val="1"/>
+    <w:rPr>
+      <w:sz w:val="18"/>
+      <w:szCs w:val="18"/>
     </w:rPr>
   </w:style>
 </w:styles>
